--- a/41JP Jakist program ta testuvannja/6/JP_KNT-122_Onyshchenko_19_PR6.docx
+++ b/41JP Jakist program ta testuvannja/6/JP_KNT-122_Onyshchenko_19_PR6.docx
@@ -538,161 +538,161 @@
         <w:rPr>
           <w:lang w:val="uk-UA"/>
         </w:rPr>
-        <w:t>6.2.1 За  допомогою  Dev  Tools  змінити  властивості  шрифту  на сторінці будь-якого сайту (колір, розмір, тощо), ширину поля. У відповідь додати до звіту скріншот з посиланням на цю сторінку (рисунки 6.1, 6.2).</w:t>
-      </w:r>
-    </w:p>
-    <w:p>
-      <w:pPr>
-        <w:pStyle w:val="p1"/>
-        <w:rPr>
-          <w:lang w:val="uk-UA"/>
-        </w:rPr>
-      </w:pPr>
-      <w:r>
-        <w:rPr>
-          <w:lang w:val="uk-UA"/>
-        </w:rPr>
-        <w:t>6.2.2 Дослідити  3  зображення  на  будь-яких  вебсайтах,  визначити розмір цих зображень за допомогою Інструментів розробника. У відповідь додати до звіту скріншот з посиланнями на сторінки цих сайтів, вказати розміри зображень (рисунок 6.3).</w:t>
-      </w:r>
-    </w:p>
-    <w:p>
-      <w:pPr>
-        <w:pStyle w:val="p1"/>
-        <w:rPr>
-          <w:lang w:val="uk-UA"/>
-        </w:rPr>
-      </w:pPr>
-      <w:r>
-        <w:rPr>
-          <w:lang w:val="uk-UA"/>
-        </w:rPr>
-        <w:t>6.2.3 Додати до звіту 2 скріншота з помилкою в консолі Dev Tools різних сайтів,також  додати посилання на данні сторінки сайтів (рисунок 6.4).</w:t>
-      </w:r>
-    </w:p>
-    <w:p>
-      <w:pPr>
-        <w:pStyle w:val="p1"/>
-        <w:rPr>
-          <w:lang w:val="uk-UA"/>
-        </w:rPr>
-      </w:pPr>
-      <w:r>
-        <w:rPr>
-          <w:lang w:val="uk-UA"/>
-        </w:rPr>
-        <w:t>6.2.4 Встановити   програму JMeter для навантажувального тестування. Встановити Java 8+ (без  встановленої  Java  на  ПК програма JMeter працювати не буде).</w:t>
-      </w:r>
-    </w:p>
-    <w:p>
-      <w:pPr>
-        <w:pStyle w:val="p1"/>
-        <w:rPr>
-          <w:lang w:val="uk-UA"/>
-        </w:rPr>
-      </w:pPr>
-      <w:r>
-        <w:rPr>
-          <w:lang w:val="uk-UA"/>
-        </w:rPr>
-        <w:t>6.2.5 У  програмі  JMeter в Тест-плані  створити  потік користувачів «Thread group».</w:t>
-      </w:r>
-    </w:p>
-    <w:p>
-      <w:pPr>
-        <w:pStyle w:val="p1"/>
-        <w:rPr>
-          <w:lang w:val="uk-UA"/>
-        </w:rPr>
-      </w:pPr>
-      <w:r>
-        <w:rPr>
-          <w:lang w:val="uk-UA"/>
-        </w:rPr>
-        <w:t>6.2.6 Для потоку задати параметри: кількість користувачів на вибір від 50 до 150, період часу в секундах (від 2 до 5 хв), протягом якого буде виконуватись тест навантаження та кількість запитів від 1 до 25 на вибір (рисунок 6.5).</w:t>
-      </w:r>
-    </w:p>
-    <w:p>
-      <w:pPr>
-        <w:pStyle w:val="p1"/>
-        <w:rPr>
-          <w:lang w:val="uk-UA"/>
-        </w:rPr>
-      </w:pPr>
-      <w:r>
-        <w:rPr>
-          <w:lang w:val="uk-UA"/>
-        </w:rPr>
-        <w:t>6.2.7 Зберегти налаштування на ПК файлом формату jmx.</w:t>
-      </w:r>
-    </w:p>
-    <w:p>
-      <w:pPr>
-        <w:pStyle w:val="p1"/>
-        <w:rPr>
-          <w:lang w:val="uk-UA"/>
-        </w:rPr>
-      </w:pPr>
-      <w:r>
-        <w:rPr>
-          <w:lang w:val="uk-UA"/>
-        </w:rPr>
-        <w:t>6.2.8 Створити  HTTP-запит  для  «Thread  group»  натиснувши праву кнопку миші – «Add» – «Sampler» – «HTTP-request».</w:t>
-      </w:r>
-    </w:p>
-    <w:p>
-      <w:pPr>
-        <w:pStyle w:val="p1"/>
-        <w:rPr>
-          <w:lang w:val="uk-UA"/>
-        </w:rPr>
-      </w:pPr>
-      <w:r>
-        <w:rPr>
-          <w:lang w:val="uk-UA"/>
-        </w:rPr>
-        <w:t>6.2.9 В поле  «Protocol  [http]»  ввести  протокол  згідно  вибраного сайту, в поле «Server name or IP» ввести назву сайту без протоколу, в полі «HTTP-request» вибрати метод «GET-запиту» та зберегти налаштування.</w:t>
-      </w:r>
-    </w:p>
-    <w:p>
-      <w:pPr>
-        <w:pStyle w:val="p1"/>
-        <w:rPr>
-          <w:lang w:val="uk-UA"/>
-        </w:rPr>
-      </w:pPr>
-      <w:r>
-        <w:rPr>
-          <w:lang w:val="uk-UA"/>
-        </w:rPr>
-        <w:t>6.2.10 Створити  звіт  для  HTTP-запиту  у  вигляді  таблиці  та графічний –натиснувши  праву  кнопку  миші – «Add» – «Listener» –«Summary Report» та «Add» – «Listener» – «Graph results». До звіту додати скріншоти (рисунки 6.6, 6.7).</w:t>
-      </w:r>
-    </w:p>
-    <w:p>
-      <w:pPr>
-        <w:pStyle w:val="p1"/>
-        <w:rPr>
-          <w:lang w:val="uk-UA"/>
-        </w:rPr>
-      </w:pPr>
-      <w:r>
-        <w:rPr>
-          <w:lang w:val="uk-UA"/>
-        </w:rPr>
-        <w:t>6.2.11 Запустити виконання тест-плану.</w:t>
-      </w:r>
-    </w:p>
-    <w:p>
-      <w:pPr>
-        <w:pStyle w:val="p1"/>
-        <w:rPr>
-          <w:lang w:val="uk-UA"/>
-        </w:rPr>
-      </w:pPr>
-      <w:r>
-        <w:rPr>
-          <w:lang w:val="uk-UA"/>
-        </w:rPr>
-        <w:t>6.2.12 Зробити звіт. Всі скріншоти додати до звіту.</w:t>
+        <w:t>1. За допомогою Dev Tools змінити властивості шрифту на сторінці будь-якого сайту (колір, розмір, тощо), ширину поля. У відповідь додати до звіту скріншот з посиланням на цю сторінку (рисунки 6.1, 6.2).</w:t>
+      </w:r>
+    </w:p>
+    <w:p>
+      <w:pPr>
+        <w:pStyle w:val="p1"/>
+        <w:rPr>
+          <w:lang w:val="uk-UA"/>
+        </w:rPr>
+      </w:pPr>
+      <w:r>
+        <w:rPr>
+          <w:lang w:val="uk-UA"/>
+        </w:rPr>
+        <w:t>2. Дослідити 3 зображення на будь-яких вебсайтах, визначити розмір цих зображень за допомогою Інструментів розробника. У відповідь додати до звіту скріншот з посиланнями на сторінки цих сайтів, вказати розміри зображень (рисунок 6.3).</w:t>
+      </w:r>
+    </w:p>
+    <w:p>
+      <w:pPr>
+        <w:pStyle w:val="p1"/>
+        <w:rPr>
+          <w:lang w:val="uk-UA"/>
+        </w:rPr>
+      </w:pPr>
+      <w:r>
+        <w:rPr>
+          <w:lang w:val="uk-UA"/>
+        </w:rPr>
+        <w:t>3. Додати до звіту 2 скріншота з помилкою в консолі Dev Tools різних сайтів,також додати посилання на данні сторінки сайтів (рисунок 6.4).</w:t>
+      </w:r>
+    </w:p>
+    <w:p>
+      <w:pPr>
+        <w:pStyle w:val="p1"/>
+        <w:rPr>
+          <w:lang w:val="uk-UA"/>
+        </w:rPr>
+      </w:pPr>
+      <w:r>
+        <w:rPr>
+          <w:lang w:val="uk-UA"/>
+        </w:rPr>
+        <w:t>4. Встановити програму JMeter для навантажувального тестування. Встановити Java 8+ (без встановленої Java на ПК програма JMeter працювати не буде).</w:t>
+      </w:r>
+    </w:p>
+    <w:p>
+      <w:pPr>
+        <w:pStyle w:val="p1"/>
+        <w:rPr>
+          <w:lang w:val="uk-UA"/>
+        </w:rPr>
+      </w:pPr>
+      <w:r>
+        <w:rPr>
+          <w:lang w:val="uk-UA"/>
+        </w:rPr>
+        <w:t>5. У програмі JMeter в Тест-плані створити потік користувачів «Thread group».</w:t>
+      </w:r>
+    </w:p>
+    <w:p>
+      <w:pPr>
+        <w:pStyle w:val="p1"/>
+        <w:rPr>
+          <w:lang w:val="uk-UA"/>
+        </w:rPr>
+      </w:pPr>
+      <w:r>
+        <w:rPr>
+          <w:lang w:val="uk-UA"/>
+        </w:rPr>
+        <w:t>6. Для потоку задати параметри: кількість користувачів на вибір від 50 до 150, період часу в секундах (від 2 до 5 хв), протягом якого буде виконуватись тест навантаження та кількість запитів від 1 до 25 на вибір (рисунок 6.5).</w:t>
+      </w:r>
+    </w:p>
+    <w:p>
+      <w:pPr>
+        <w:pStyle w:val="p1"/>
+        <w:rPr>
+          <w:lang w:val="uk-UA"/>
+        </w:rPr>
+      </w:pPr>
+      <w:r>
+        <w:rPr>
+          <w:lang w:val="uk-UA"/>
+        </w:rPr>
+        <w:t>7. Зберегти налаштування на ПК файлом формату jmx.</w:t>
+      </w:r>
+    </w:p>
+    <w:p>
+      <w:pPr>
+        <w:pStyle w:val="p1"/>
+        <w:rPr>
+          <w:lang w:val="uk-UA"/>
+        </w:rPr>
+      </w:pPr>
+      <w:r>
+        <w:rPr>
+          <w:lang w:val="uk-UA"/>
+        </w:rPr>
+        <w:t>8. Створити HTTP-запит для «Thread group» натиснувши праву кнопку миші – «Add» – «Sampler» – «HTTP-request».</w:t>
+      </w:r>
+    </w:p>
+    <w:p>
+      <w:pPr>
+        <w:pStyle w:val="p1"/>
+        <w:rPr>
+          <w:lang w:val="uk-UA"/>
+        </w:rPr>
+      </w:pPr>
+      <w:r>
+        <w:rPr>
+          <w:lang w:val="uk-UA"/>
+        </w:rPr>
+        <w:t>9. В поле «Protocol [http]» ввести протокол згідно вибраного сайту, в поле «Server name or IP» ввести назву сайту без протоколу, в полі «HTTP-request» вибрати метод «GET-запиту» та зберегти налаштування.</w:t>
+      </w:r>
+    </w:p>
+    <w:p>
+      <w:pPr>
+        <w:pStyle w:val="p1"/>
+        <w:rPr>
+          <w:lang w:val="uk-UA"/>
+        </w:rPr>
+      </w:pPr>
+      <w:r>
+        <w:rPr>
+          <w:lang w:val="uk-UA"/>
+        </w:rPr>
+        <w:t>10. Створити звіт для HTTP-запиту у вигляді таблиці та графічний –натиснувши праву кнопку миші – «Add» – «Listener» – «Summary Report» та «Add» – «Listener» – «Graph results». До звіту додати скріншоти (рисунки 6.6, 6.7).</w:t>
+      </w:r>
+    </w:p>
+    <w:p>
+      <w:pPr>
+        <w:pStyle w:val="p1"/>
+        <w:rPr>
+          <w:lang w:val="uk-UA"/>
+        </w:rPr>
+      </w:pPr>
+      <w:r>
+        <w:rPr>
+          <w:lang w:val="uk-UA"/>
+        </w:rPr>
+        <w:t>11. Запустити виконання тест-плану.</w:t>
+      </w:r>
+    </w:p>
+    <w:p>
+      <w:pPr>
+        <w:pStyle w:val="p1"/>
+        <w:rPr>
+          <w:lang w:val="uk-UA"/>
+        </w:rPr>
+      </w:pPr>
+      <w:r>
+        <w:rPr>
+          <w:lang w:val="uk-UA"/>
+        </w:rPr>
+        <w:t>12. Зробити звіт. Всі скріншоти додати до звіту.</w:t>
       </w:r>
     </w:p>
     <w:p>
@@ -720,6 +720,73 @@
     </w:p>
     <w:p>
       <w:pPr>
+        <w:pStyle w:val="p1"/>
+        <w:rPr/>
+      </w:pPr>
+      <w:r>
+        <w:rPr/>
+      </w:r>
+    </w:p>
+    <w:p>
+      <w:pPr>
+        <w:pStyle w:val="p1"/>
+        <w:rPr/>
+      </w:pPr>
+      <w:r>
+        <w:rPr/>
+        <w:t>Архітектура веб застосунку зазвичай складається з таких частин:</w:t>
+      </w:r>
+    </w:p>
+    <w:p>
+      <w:pPr>
+        <w:pStyle w:val="p1"/>
+        <w:rPr/>
+      </w:pPr>
+      <w:r>
+        <w:rPr/>
+      </w:r>
+    </w:p>
+    <w:p>
+      <w:pPr>
+        <w:pStyle w:val="p1"/>
+        <w:rPr/>
+      </w:pPr>
+      <w:r>
+        <w:rPr/>
+        <w:t>- фронтенд — відповідає за графічне відображення сайту;</w:t>
+      </w:r>
+    </w:p>
+    <w:p>
+      <w:pPr>
+        <w:pStyle w:val="p1"/>
+        <w:rPr/>
+      </w:pPr>
+      <w:r>
+        <w:rPr/>
+        <w:t>- бекенд — відповідає за серверну логіку, АРІ з’єднання;</w:t>
+      </w:r>
+    </w:p>
+    <w:p>
+      <w:pPr>
+        <w:pStyle w:val="p1"/>
+        <w:rPr/>
+      </w:pPr>
+      <w:r>
+        <w:rPr/>
+        <w:t>- база даних — зберігає інформація про застосунок і комунікує з бекендом.</w:t>
+      </w:r>
+    </w:p>
+    <w:p>
+      <w:pPr>
+        <w:pStyle w:val="p1"/>
+        <w:rPr/>
+      </w:pPr>
+      <w:r>
+        <w:rPr/>
+      </w:r>
+    </w:p>
+    <w:p>
+      <w:pPr>
         <w:pStyle w:val="h1"/>
         <w:rPr/>
       </w:pPr>
@@ -730,6 +797,598 @@
     </w:p>
     <w:p>
       <w:pPr>
+        <w:pStyle w:val="p1"/>
+        <w:rPr/>
+      </w:pPr>
+      <w:r>
+        <w:rPr/>
+      </w:r>
+    </w:p>
+    <w:p>
+      <w:pPr>
+        <w:pStyle w:val="p1"/>
+        <w:rPr/>
+      </w:pPr>
+      <w:r>
+        <w:rPr/>
+        <w:t>Етапи виконання описані нижче на картинках:</w:t>
+      </w:r>
+    </w:p>
+    <w:p>
+      <w:pPr>
+        <w:pStyle w:val="img1"/>
+        <w:rPr/>
+      </w:pPr>
+      <w:r>
+        <w:rPr/>
+        <w:drawing>
+          <wp:inline distT="0" distB="0" distL="0" distR="0">
+            <wp:extent cx="5760085" cy="7023735"/>
+            <wp:effectExtent l="0" t="0" r="0" b="0"/>
+            <wp:docPr id="1" name="Зображення1"/>
+            <wp:cNvGraphicFramePr>
+              <a:graphicFrameLocks xmlns:a="http://schemas.openxmlformats.org/drawingml/2006/main" noChangeAspect="1"/>
+            </wp:cNvGraphicFramePr>
+            <a:graphic xmlns:a="http://schemas.openxmlformats.org/drawingml/2006/main">
+              <a:graphicData uri="http://schemas.openxmlformats.org/drawingml/2006/picture">
+                <pic:pic xmlns:pic="http://schemas.openxmlformats.org/drawingml/2006/picture">
+                  <pic:nvPicPr>
+                    <pic:cNvPr id="1" name="Зображення1"/>
+                    <pic:cNvPicPr>
+                      <a:picLocks noChangeAspect="1" noChangeArrowheads="1"/>
+                    </pic:cNvPicPr>
+                  </pic:nvPicPr>
+                  <pic:blipFill>
+                    <a:blip r:embed="rId2"/>
+                    <a:stretch>
+                      <a:fillRect/>
+                    </a:stretch>
+                  </pic:blipFill>
+                  <pic:spPr bwMode="auto">
+                    <a:xfrm>
+                      <a:off x="0" y="0"/>
+                      <a:ext cx="5760085" cy="7023735"/>
+                    </a:xfrm>
+                    <a:prstGeom prst="rect">
+                      <a:avLst/>
+                    </a:prstGeom>
+                    <a:noFill/>
+                  </pic:spPr>
+                </pic:pic>
+              </a:graphicData>
+            </a:graphic>
+          </wp:inline>
+        </w:drawing>
+      </w:r>
+      <w:r>
+        <w:rPr/>
+        <w:t>Рисунок 1.1 — Змінений розмір та жирність шрифта</w:t>
+      </w:r>
+    </w:p>
+    <w:p>
+      <w:pPr>
+        <w:pStyle w:val="img1"/>
+        <w:rPr/>
+      </w:pPr>
+      <w:r>
+        <w:rPr/>
+      </w:r>
+    </w:p>
+    <w:p>
+      <w:pPr>
+        <w:pStyle w:val="img1"/>
+        <w:rPr/>
+      </w:pPr>
+      <w:r>
+        <w:rPr/>
+        <w:drawing>
+          <wp:inline distT="0" distB="0" distL="0" distR="0">
+            <wp:extent cx="5760085" cy="6837045"/>
+            <wp:effectExtent l="0" t="0" r="0" b="0"/>
+            <wp:docPr id="2" name="Зображення2"/>
+            <wp:cNvGraphicFramePr>
+              <a:graphicFrameLocks xmlns:a="http://schemas.openxmlformats.org/drawingml/2006/main" noChangeAspect="1"/>
+            </wp:cNvGraphicFramePr>
+            <a:graphic xmlns:a="http://schemas.openxmlformats.org/drawingml/2006/main">
+              <a:graphicData uri="http://schemas.openxmlformats.org/drawingml/2006/picture">
+                <pic:pic xmlns:pic="http://schemas.openxmlformats.org/drawingml/2006/picture">
+                  <pic:nvPicPr>
+                    <pic:cNvPr id="2" name="Зображення2"/>
+                    <pic:cNvPicPr>
+                      <a:picLocks noChangeAspect="1" noChangeArrowheads="1"/>
+                    </pic:cNvPicPr>
+                  </pic:nvPicPr>
+                  <pic:blipFill>
+                    <a:blip r:embed="rId3"/>
+                    <a:stretch>
+                      <a:fillRect/>
+                    </a:stretch>
+                  </pic:blipFill>
+                  <pic:spPr bwMode="auto">
+                    <a:xfrm>
+                      <a:off x="0" y="0"/>
+                      <a:ext cx="5760085" cy="6837045"/>
+                    </a:xfrm>
+                    <a:prstGeom prst="rect">
+                      <a:avLst/>
+                    </a:prstGeom>
+                    <a:noFill/>
+                  </pic:spPr>
+                </pic:pic>
+              </a:graphicData>
+            </a:graphic>
+          </wp:inline>
+        </w:drawing>
+      </w:r>
+    </w:p>
+    <w:p>
+      <w:pPr>
+        <w:pStyle w:val="img1"/>
+        <w:rPr/>
+      </w:pPr>
+      <w:r>
+        <w:rPr/>
+        <w:t>Рисунок 1.2 — Досліджене зображення, ширина 48 пікселі</w:t>
+      </w:r>
+      <w:r>
+        <w:rPr/>
+        <w:t>в</w:t>
+      </w:r>
+    </w:p>
+    <w:p>
+      <w:pPr>
+        <w:pStyle w:val="p1"/>
+        <w:rPr/>
+      </w:pPr>
+      <w:r>
+        <w:rPr/>
+      </w:r>
+    </w:p>
+    <w:p>
+      <w:pPr>
+        <w:pStyle w:val="img1"/>
+        <w:rPr/>
+      </w:pPr>
+      <w:r>
+        <w:rPr/>
+        <w:drawing>
+          <wp:inline distT="0" distB="0" distL="0" distR="0">
+            <wp:extent cx="5309235" cy="8326755"/>
+            <wp:effectExtent l="0" t="0" r="0" b="0"/>
+            <wp:docPr id="3" name="Зображення3"/>
+            <wp:cNvGraphicFramePr>
+              <a:graphicFrameLocks xmlns:a="http://schemas.openxmlformats.org/drawingml/2006/main" noChangeAspect="1"/>
+            </wp:cNvGraphicFramePr>
+            <a:graphic xmlns:a="http://schemas.openxmlformats.org/drawingml/2006/main">
+              <a:graphicData uri="http://schemas.openxmlformats.org/drawingml/2006/picture">
+                <pic:pic xmlns:pic="http://schemas.openxmlformats.org/drawingml/2006/picture">
+                  <pic:nvPicPr>
+                    <pic:cNvPr id="3" name="Зображення3"/>
+                    <pic:cNvPicPr>
+                      <a:picLocks noChangeAspect="1" noChangeArrowheads="1"/>
+                    </pic:cNvPicPr>
+                  </pic:nvPicPr>
+                  <pic:blipFill>
+                    <a:blip r:embed="rId4"/>
+                    <a:stretch>
+                      <a:fillRect/>
+                    </a:stretch>
+                  </pic:blipFill>
+                  <pic:spPr bwMode="auto">
+                    <a:xfrm>
+                      <a:off x="0" y="0"/>
+                      <a:ext cx="5309235" cy="8326755"/>
+                    </a:xfrm>
+                    <a:prstGeom prst="rect">
+                      <a:avLst/>
+                    </a:prstGeom>
+                    <a:noFill/>
+                  </pic:spPr>
+                </pic:pic>
+              </a:graphicData>
+            </a:graphic>
+          </wp:inline>
+        </w:drawing>
+      </w:r>
+    </w:p>
+    <w:p>
+      <w:pPr>
+        <w:pStyle w:val="img1"/>
+        <w:rPr/>
+      </w:pPr>
+      <w:r>
+        <w:rPr/>
+        <w:t>Рисунок 1.3 — Досліджене зображення, ширина 32, висота 70</w:t>
+      </w:r>
+    </w:p>
+    <w:p>
+      <w:pPr>
+        <w:pStyle w:val="img1"/>
+        <w:rPr/>
+      </w:pPr>
+      <w:r>
+        <w:rPr/>
+      </w:r>
+    </w:p>
+    <w:p>
+      <w:pPr>
+        <w:pStyle w:val="img1"/>
+        <w:rPr/>
+      </w:pPr>
+      <w:r>
+        <w:rPr/>
+        <w:drawing>
+          <wp:inline distT="0" distB="0" distL="0" distR="0">
+            <wp:extent cx="5760085" cy="8635365"/>
+            <wp:effectExtent l="0" t="0" r="0" b="0"/>
+            <wp:docPr id="4" name="Зображення4"/>
+            <wp:cNvGraphicFramePr>
+              <a:graphicFrameLocks xmlns:a="http://schemas.openxmlformats.org/drawingml/2006/main" noChangeAspect="1"/>
+            </wp:cNvGraphicFramePr>
+            <a:graphic xmlns:a="http://schemas.openxmlformats.org/drawingml/2006/main">
+              <a:graphicData uri="http://schemas.openxmlformats.org/drawingml/2006/picture">
+                <pic:pic xmlns:pic="http://schemas.openxmlformats.org/drawingml/2006/picture">
+                  <pic:nvPicPr>
+                    <pic:cNvPr id="4" name="Зображення4"/>
+                    <pic:cNvPicPr>
+                      <a:picLocks noChangeAspect="1" noChangeArrowheads="1"/>
+                    </pic:cNvPicPr>
+                  </pic:nvPicPr>
+                  <pic:blipFill>
+                    <a:blip r:embed="rId5"/>
+                    <a:stretch>
+                      <a:fillRect/>
+                    </a:stretch>
+                  </pic:blipFill>
+                  <pic:spPr bwMode="auto">
+                    <a:xfrm>
+                      <a:off x="0" y="0"/>
+                      <a:ext cx="5760085" cy="8635365"/>
+                    </a:xfrm>
+                    <a:prstGeom prst="rect">
+                      <a:avLst/>
+                    </a:prstGeom>
+                    <a:noFill/>
+                  </pic:spPr>
+                </pic:pic>
+              </a:graphicData>
+            </a:graphic>
+          </wp:inline>
+        </w:drawing>
+      </w:r>
+    </w:p>
+    <w:p>
+      <w:pPr>
+        <w:pStyle w:val="img1"/>
+        <w:rPr/>
+      </w:pPr>
+      <w:r>
+        <w:rPr/>
+        <w:t>Рисунок 1.4 — Досліджене зображення, ширина 24, висота 70 пікселів</w:t>
+      </w:r>
+    </w:p>
+    <w:p>
+      <w:pPr>
+        <w:pStyle w:val="img1"/>
+        <w:rPr/>
+      </w:pPr>
+      <w:r>
+        <w:rPr/>
+      </w:r>
+    </w:p>
+    <w:p>
+      <w:pPr>
+        <w:pStyle w:val="img1"/>
+        <w:rPr/>
+      </w:pPr>
+      <w:r>
+        <w:rPr/>
+        <w:drawing>
+          <wp:inline distT="0" distB="0" distL="0" distR="0">
+            <wp:extent cx="5760085" cy="5289550"/>
+            <wp:effectExtent l="0" t="0" r="0" b="0"/>
+            <wp:docPr id="5" name="Зображення5"/>
+            <wp:cNvGraphicFramePr>
+              <a:graphicFrameLocks xmlns:a="http://schemas.openxmlformats.org/drawingml/2006/main" noChangeAspect="1"/>
+            </wp:cNvGraphicFramePr>
+            <a:graphic xmlns:a="http://schemas.openxmlformats.org/drawingml/2006/main">
+              <a:graphicData uri="http://schemas.openxmlformats.org/drawingml/2006/picture">
+                <pic:pic xmlns:pic="http://schemas.openxmlformats.org/drawingml/2006/picture">
+                  <pic:nvPicPr>
+                    <pic:cNvPr id="5" name="Зображення5"/>
+                    <pic:cNvPicPr>
+                      <a:picLocks noChangeAspect="1" noChangeArrowheads="1"/>
+                    </pic:cNvPicPr>
+                  </pic:nvPicPr>
+                  <pic:blipFill>
+                    <a:blip r:embed="rId6"/>
+                    <a:stretch>
+                      <a:fillRect/>
+                    </a:stretch>
+                  </pic:blipFill>
+                  <pic:spPr bwMode="auto">
+                    <a:xfrm>
+                      <a:off x="0" y="0"/>
+                      <a:ext cx="5760085" cy="5289550"/>
+                    </a:xfrm>
+                    <a:prstGeom prst="rect">
+                      <a:avLst/>
+                    </a:prstGeom>
+                    <a:noFill/>
+                  </pic:spPr>
+                </pic:pic>
+              </a:graphicData>
+            </a:graphic>
+          </wp:inline>
+        </w:drawing>
+      </w:r>
+    </w:p>
+    <w:p>
+      <w:pPr>
+        <w:pStyle w:val="img1"/>
+        <w:rPr/>
+      </w:pPr>
+      <w:r>
+        <w:rPr/>
+        <w:t xml:space="preserve">Рисунок 1.5 — Помилка на сайті </w:t>
+      </w:r>
+      <w:hyperlink r:id="rId7">
+        <w:r>
+          <w:rPr>
+            <w:rStyle w:val="Hyperlink"/>
+          </w:rPr>
+          <w:t>https://portal.zp.edu.ua/login</w:t>
+        </w:r>
+      </w:hyperlink>
+      <w:r>
+        <w:rPr/>
+        <w:t xml:space="preserve"> </w:t>
+      </w:r>
+    </w:p>
+    <w:p>
+      <w:pPr>
+        <w:pStyle w:val="img1"/>
+        <w:rPr/>
+      </w:pPr>
+      <w:r>
+        <w:rPr/>
+      </w:r>
+    </w:p>
+    <w:p>
+      <w:pPr>
+        <w:pStyle w:val="img1"/>
+        <w:rPr/>
+      </w:pPr>
+      <w:r>
+        <w:rPr/>
+        <w:drawing>
+          <wp:inline distT="0" distB="0" distL="0" distR="0">
+            <wp:extent cx="5760085" cy="4660265"/>
+            <wp:effectExtent l="0" t="0" r="0" b="0"/>
+            <wp:docPr id="6" name="Зображення6"/>
+            <wp:cNvGraphicFramePr>
+              <a:graphicFrameLocks xmlns:a="http://schemas.openxmlformats.org/drawingml/2006/main" noChangeAspect="1"/>
+            </wp:cNvGraphicFramePr>
+            <a:graphic xmlns:a="http://schemas.openxmlformats.org/drawingml/2006/main">
+              <a:graphicData uri="http://schemas.openxmlformats.org/drawingml/2006/picture">
+                <pic:pic xmlns:pic="http://schemas.openxmlformats.org/drawingml/2006/picture">
+                  <pic:nvPicPr>
+                    <pic:cNvPr id="6" name="Зображення6"/>
+                    <pic:cNvPicPr>
+                      <a:picLocks noChangeAspect="1" noChangeArrowheads="1"/>
+                    </pic:cNvPicPr>
+                  </pic:nvPicPr>
+                  <pic:blipFill>
+                    <a:blip r:embed="rId8"/>
+                    <a:stretch>
+                      <a:fillRect/>
+                    </a:stretch>
+                  </pic:blipFill>
+                  <pic:spPr bwMode="auto">
+                    <a:xfrm>
+                      <a:off x="0" y="0"/>
+                      <a:ext cx="5760085" cy="4660265"/>
+                    </a:xfrm>
+                    <a:prstGeom prst="rect">
+                      <a:avLst/>
+                    </a:prstGeom>
+                    <a:noFill/>
+                  </pic:spPr>
+                </pic:pic>
+              </a:graphicData>
+            </a:graphic>
+          </wp:inline>
+        </w:drawing>
+      </w:r>
+    </w:p>
+    <w:p>
+      <w:pPr>
+        <w:pStyle w:val="img1"/>
+        <w:rPr/>
+      </w:pPr>
+      <w:r>
+        <w:rPr/>
+        <w:t xml:space="preserve">Рисунок 1.6 — Помилки на сайті </w:t>
+      </w:r>
+      <w:hyperlink r:id="rId9">
+        <w:r>
+          <w:rPr>
+            <w:rStyle w:val="Hyperlink"/>
+          </w:rPr>
+          <w:t>https://classroom.google.com/u/0/h</w:t>
+        </w:r>
+      </w:hyperlink>
+    </w:p>
+    <w:p>
+      <w:pPr>
+        <w:pStyle w:val="p1"/>
+        <w:rPr/>
+      </w:pPr>
+      <w:r>
+        <w:rPr/>
+      </w:r>
+    </w:p>
+    <w:p>
+      <w:pPr>
+        <w:pStyle w:val="h21"/>
+        <w:rPr/>
+      </w:pPr>
+      <w:r>
+        <w:rPr/>
+        <w:t>JMeter</w:t>
+      </w:r>
+    </w:p>
+    <w:p>
+      <w:pPr>
+        <w:pStyle w:val="p1"/>
+        <w:rPr>
+          <w:lang w:val="en-US"/>
+        </w:rPr>
+      </w:pPr>
+      <w:r>
+        <w:rPr>
+          <w:lang w:val="en-US"/>
+        </w:rPr>
+      </w:r>
+    </w:p>
+    <w:p>
+      <w:pPr>
+        <w:pStyle w:val="img1"/>
+        <w:rPr/>
+      </w:pPr>
+      <w:r>
+        <w:rPr/>
+        <w:drawing>
+          <wp:inline distT="0" distB="0" distL="0" distR="0">
+            <wp:extent cx="5760085" cy="1407160"/>
+            <wp:effectExtent l="0" t="0" r="0" b="0"/>
+            <wp:docPr id="7" name="Зображення7"/>
+            <wp:cNvGraphicFramePr>
+              <a:graphicFrameLocks xmlns:a="http://schemas.openxmlformats.org/drawingml/2006/main" noChangeAspect="1"/>
+            </wp:cNvGraphicFramePr>
+            <a:graphic xmlns:a="http://schemas.openxmlformats.org/drawingml/2006/main">
+              <a:graphicData uri="http://schemas.openxmlformats.org/drawingml/2006/picture">
+                <pic:pic xmlns:pic="http://schemas.openxmlformats.org/drawingml/2006/picture">
+                  <pic:nvPicPr>
+                    <pic:cNvPr id="7" name="Зображення7"/>
+                    <pic:cNvPicPr>
+                      <a:picLocks noChangeAspect="1" noChangeArrowheads="1"/>
+                    </pic:cNvPicPr>
+                  </pic:nvPicPr>
+                  <pic:blipFill>
+                    <a:blip r:embed="rId10"/>
+                    <a:stretch>
+                      <a:fillRect/>
+                    </a:stretch>
+                  </pic:blipFill>
+                  <pic:spPr bwMode="auto">
+                    <a:xfrm>
+                      <a:off x="0" y="0"/>
+                      <a:ext cx="5760085" cy="1407160"/>
+                    </a:xfrm>
+                    <a:prstGeom prst="rect">
+                      <a:avLst/>
+                    </a:prstGeom>
+                    <a:noFill/>
+                  </pic:spPr>
+                </pic:pic>
+              </a:graphicData>
+            </a:graphic>
+          </wp:inline>
+        </w:drawing>
+      </w:r>
+    </w:p>
+    <w:p>
+      <w:pPr>
+        <w:pStyle w:val="img1"/>
+        <w:rPr/>
+      </w:pPr>
+      <w:r>
+        <w:rPr/>
+        <w:t>Рисунок 2.1 — Доповіді</w:t>
+      </w:r>
+    </w:p>
+    <w:p>
+      <w:pPr>
+        <w:pStyle w:val="img1"/>
+        <w:rPr/>
+      </w:pPr>
+      <w:r>
+        <w:rPr/>
+      </w:r>
+    </w:p>
+    <w:p>
+      <w:pPr>
+        <w:pStyle w:val="img1"/>
+        <w:rPr/>
+      </w:pPr>
+      <w:r>
+        <w:rPr/>
+        <w:drawing>
+          <wp:inline distT="0" distB="0" distL="0" distR="0">
+            <wp:extent cx="5760085" cy="6299835"/>
+            <wp:effectExtent l="0" t="0" r="0" b="0"/>
+            <wp:docPr id="8" name="Зображення8"/>
+            <wp:cNvGraphicFramePr>
+              <a:graphicFrameLocks xmlns:a="http://schemas.openxmlformats.org/drawingml/2006/main" noChangeAspect="1"/>
+            </wp:cNvGraphicFramePr>
+            <a:graphic xmlns:a="http://schemas.openxmlformats.org/drawingml/2006/main">
+              <a:graphicData uri="http://schemas.openxmlformats.org/drawingml/2006/picture">
+                <pic:pic xmlns:pic="http://schemas.openxmlformats.org/drawingml/2006/picture">
+                  <pic:nvPicPr>
+                    <pic:cNvPr id="8" name="Зображення8"/>
+                    <pic:cNvPicPr>
+                      <a:picLocks noChangeAspect="1" noChangeArrowheads="1"/>
+                    </pic:cNvPicPr>
+                  </pic:nvPicPr>
+                  <pic:blipFill>
+                    <a:blip r:embed="rId11"/>
+                    <a:stretch>
+                      <a:fillRect/>
+                    </a:stretch>
+                  </pic:blipFill>
+                  <pic:spPr bwMode="auto">
+                    <a:xfrm>
+                      <a:off x="0" y="0"/>
+                      <a:ext cx="5760085" cy="6299835"/>
+                    </a:xfrm>
+                    <a:prstGeom prst="rect">
+                      <a:avLst/>
+                    </a:prstGeom>
+                    <a:noFill/>
+                  </pic:spPr>
+                </pic:pic>
+              </a:graphicData>
+            </a:graphic>
+          </wp:inline>
+        </w:drawing>
+      </w:r>
+    </w:p>
+    <w:p>
+      <w:pPr>
+        <w:pStyle w:val="img1"/>
+        <w:rPr/>
+      </w:pPr>
+      <w:r>
+        <w:rPr/>
+        <w:t>Рисунок 2.2 — Відкриті результати</w:t>
+      </w:r>
+    </w:p>
+    <w:p>
+      <w:pPr>
+        <w:pStyle w:val="p1"/>
+        <w:rPr>
+          <w:lang w:val="en-US"/>
+        </w:rPr>
+      </w:pPr>
+      <w:r>
+        <w:rPr>
+          <w:lang w:val="en-US"/>
+        </w:rPr>
+      </w:r>
+    </w:p>
+    <w:p>
+      <w:pPr>
         <w:pStyle w:val="h1"/>
         <w:rPr/>
       </w:pPr>
@@ -942,7 +1601,7 @@
         </w:rPr>
         <w:t xml:space="preserve">Джерело: </w:t>
       </w:r>
-      <w:hyperlink r:id="rId2">
+      <w:hyperlink r:id="rId12">
         <w:r>
           <w:rPr>
             <w:rStyle w:val="Hyperlink"/>
@@ -1682,6 +2341,13 @@
       <w:lang w:val="en-US"/>
     </w:rPr>
   </w:style>
+  <w:style w:type="paragraph" w:styleId="Style16">
+    <w:name w:val="Вміст рамки"/>
+    <w:basedOn w:val="Normal"/>
+    <w:qFormat/>
+    <w:pPr/>
+    <w:rPr/>
+  </w:style>
   <w:style w:type="table" w:default="1" w:styleId="4">
     <w:name w:val="Normal Table"/>
     <w:uiPriority w:val="99"/>
